--- a/templates/noticetotribes/notice_to_tribe.docx
+++ b/templates/noticetotribes/notice_to_tribe.docx
@@ -487,7 +487,7 @@
         </w:rPr>
         <w:t>1.</w:t>
         <w:tab/>
-        <w:t>The Petition for Adoption will be heard on the __________ day of ____________, 20____, at _____________ __.m. before the Honorable Judge ________________ in the District Courthouse at {{ county }} County, State of Oklahoma.</w:t>
+        <w:t>The Petition for Adoption will be heard on the {{ petition_hearing_date }}, at _____________ __.m. before the Honorable Judge {{ judge_name }} in the District Courthouse at {{ courthouse_city }}, {{ county }} County, State of Oklahoma.</w:t>
       </w:r>
     </w:p>
     <w:p>
@@ -541,7 +541,7 @@
         </w:rPr>
         <w:t>3.</w:t>
         <w:tab/>
-        <w:t>That the names of the birth parents of the minor child(ren) are __________________, and _______________________.</w:t>
+        <w:t>That the names of the birth parents of the minor child(ren) are {% if bio_mother_name %}{{ bio_mother_name }}{% elif other_parent_name %}{{ petitioner1_name }}{% else %}__________________{% endif %}, and {% if bio_father_name %}{{ bio_father_name }}{% elif other_parent_name %}{{ other_parent_name }}{% else %}_______________________{% endif %}.</w:t>
       </w:r>
     </w:p>
     <w:p>
@@ -833,6 +833,7 @@
     <w:p>
       <w:pPr>
         <w:spacing w:lineRule="exact" w:line="240"/>
+        <w:ind w:left="4320"/>
       </w:pPr>
       <w:r>
         <w:rPr>
@@ -845,6 +846,7 @@
     <w:p>
       <w:pPr>
         <w:spacing w:lineRule="exact" w:line="240"/>
+        <w:ind w:left="4320"/>
       </w:pPr>
       <w:r>
         <w:rPr>
@@ -857,6 +859,7 @@
     <w:p>
       <w:pPr>
         <w:spacing w:lineRule="exact" w:line="240"/>
+        <w:ind w:left="4320"/>
       </w:pPr>
       <w:r>
         <w:rPr>
@@ -869,6 +872,7 @@
     <w:p>
       <w:pPr>
         <w:spacing w:lineRule="exact" w:line="240"/>
+        <w:ind w:left="4320"/>
       </w:pPr>
       <w:r>
         <w:rPr>
@@ -881,6 +885,7 @@
     <w:p>
       <w:pPr>
         <w:spacing w:lineRule="exact" w:line="240"/>
+        <w:ind w:left="4320"/>
       </w:pPr>
       <w:r>
         <w:rPr>
@@ -893,6 +898,7 @@
     <w:p>
       <w:pPr>
         <w:spacing w:lineRule="exact" w:line="240"/>
+        <w:ind w:left="4320"/>
       </w:pPr>
       <w:r>
         <w:rPr>
@@ -905,6 +911,7 @@
     <w:p>
       <w:pPr>
         <w:spacing w:lineRule="exact" w:line="240"/>
+        <w:ind w:left="4320"/>
       </w:pPr>
       <w:r>
         <w:rPr>
@@ -1402,7 +1409,7 @@
           <w:rFonts w:ascii="Times New Roman" w:hAnsi="Times New Roman"/>
           <w:sz w:val="24"/>
         </w:rPr>
-        <w:t>at the address shown by Registered Mail, restricted delivery, return receipt requested, on the ____ day of __________, 20____, and receipt thereof on the date shown:</w:t>
+        <w:t>at the address shown by Registered Mail, restricted delivery, return receipt requested, on the {{ notice_mailing_date }}, and receipt thereof on the date shown:</w:t>
       </w:r>
     </w:p>
     <w:p>
@@ -1638,6 +1645,7 @@
     <w:p>
       <w:pPr>
         <w:spacing w:lineRule="exact" w:line="240"/>
+        <w:ind w:left="4320"/>
       </w:pPr>
       <w:r>
         <w:rPr>
@@ -1650,6 +1658,7 @@
     <w:p>
       <w:pPr>
         <w:spacing w:lineRule="exact" w:line="240"/>
+        <w:ind w:left="4320"/>
       </w:pPr>
       <w:r>
         <w:rPr>
@@ -1662,6 +1671,7 @@
     <w:p>
       <w:pPr>
         <w:spacing w:lineRule="exact" w:line="240"/>
+        <w:ind w:left="4320"/>
       </w:pPr>
       <w:r>
         <w:rPr>
@@ -1674,6 +1684,7 @@
     <w:p>
       <w:pPr>
         <w:spacing w:lineRule="exact" w:line="240"/>
+        <w:ind w:left="4320"/>
       </w:pPr>
       <w:r>
         <w:rPr>
@@ -1686,6 +1697,7 @@
     <w:p>
       <w:pPr>
         <w:spacing w:lineRule="exact" w:line="240"/>
+        <w:ind w:left="4320"/>
       </w:pPr>
       <w:r>
         <w:rPr>
@@ -1698,6 +1710,7 @@
     <w:p>
       <w:pPr>
         <w:spacing w:lineRule="exact" w:line="240"/>
+        <w:ind w:left="4320"/>
       </w:pPr>
       <w:r>
         <w:rPr>
@@ -1710,6 +1723,7 @@
     <w:p>
       <w:pPr>
         <w:spacing w:lineRule="exact" w:line="240"/>
+        <w:ind w:left="4320"/>
       </w:pPr>
       <w:r>
         <w:rPr>

--- a/templates/noticetotribes/notice_to_tribe.docx
+++ b/templates/noticetotribes/notice_to_tribe.docx
@@ -613,7 +613,6 @@
     <w:p>
       <w:pPr>
         <w:spacing w:after="0" w:line="240" w:lineRule="auto"/>
-        <w:ind w:firstLine="1440"/>
         <w:jc w:val="both"/>
       </w:pPr>
       <w:r>
@@ -647,7 +646,6 @@
     <w:p>
       <w:pPr>
         <w:spacing w:after="0" w:line="240" w:lineRule="auto"/>
-        <w:ind w:firstLine="1440"/>
         <w:jc w:val="both"/>
       </w:pPr>
       <w:r>
@@ -674,7 +672,6 @@
     <w:p>
       <w:pPr>
         <w:spacing w:after="0" w:line="240" w:lineRule="auto"/>
-        <w:ind w:firstLine="1440"/>
         <w:jc w:val="both"/>
       </w:pPr>
       <w:r>
@@ -726,7 +723,7 @@
     <w:p>
       <w:pPr>
         <w:spacing w:after="0" w:line="240" w:lineRule="auto"/>
-        <w:ind w:firstLine="1440"/>
+        <w:ind w:firstLine="720"/>
         <w:jc w:val="both"/>
       </w:pPr>
       <w:r>
@@ -753,7 +750,7 @@
     <w:p>
       <w:pPr>
         <w:spacing w:after="0" w:line="240" w:lineRule="auto"/>
-        <w:ind w:firstLine="1440"/>
+        <w:ind w:firstLine="720"/>
         <w:jc w:val="both"/>
       </w:pPr>
       <w:r>
@@ -780,7 +777,7 @@
     <w:p>
       <w:pPr>
         <w:spacing w:after="0" w:line="240" w:lineRule="auto"/>
-        <w:ind w:firstLine="1440"/>
+        <w:ind w:firstLine="720"/>
         <w:jc w:val="both"/>
       </w:pPr>
       <w:r>
@@ -807,7 +804,7 @@
     <w:p>
       <w:pPr>
         <w:spacing w:after="0" w:line="240" w:lineRule="auto"/>
-        <w:ind w:firstLine="1440"/>
+        <w:ind w:firstLine="720"/>
         <w:jc w:val="both"/>
       </w:pPr>
       <w:r>
@@ -834,7 +831,7 @@
     <w:p>
       <w:pPr>
         <w:spacing w:after="0" w:line="240" w:lineRule="auto"/>
-        <w:ind w:firstLine="1440"/>
+        <w:ind w:firstLine="720"/>
         <w:jc w:val="both"/>
       </w:pPr>
       <w:r>
@@ -861,7 +858,7 @@
     <w:p>
       <w:pPr>
         <w:spacing w:after="0" w:line="240" w:lineRule="auto"/>
-        <w:ind w:firstLine="1440"/>
+        <w:ind w:firstLine="720"/>
         <w:jc w:val="both"/>
       </w:pPr>
       <w:r>
@@ -888,7 +885,7 @@
     <w:p>
       <w:pPr>
         <w:spacing w:after="0" w:line="240" w:lineRule="auto"/>
-        <w:ind w:firstLine="1440"/>
+        <w:ind w:firstLine="720"/>
         <w:jc w:val="both"/>
       </w:pPr>
       <w:r>
@@ -915,7 +912,7 @@
     <w:p>
       <w:pPr>
         <w:spacing w:after="0" w:line="240" w:lineRule="auto"/>
-        <w:ind w:firstLine="1440"/>
+        <w:ind w:firstLine="720"/>
         <w:jc w:val="both"/>
       </w:pPr>
       <w:r>

--- a/templates/noticetotribes/notice_to_tribe.docx
+++ b/templates/noticetotribes/notice_to_tribe.docx
@@ -54,302 +54,406 @@
         </w:rPr>
       </w:pPr>
     </w:p>
-    <w:p>
-      <w:pPr>
-        <w:pStyle w:val="NoSpacing"/>
-        <w:rPr>
-          <w:rFonts w:ascii="Times New Roman" w:hAnsi="Times New Roman"/>
-          <w:sz w:val="24"/>
-          <w:szCs w:val="24"/>
-        </w:rPr>
-      </w:pPr>
-      <w:r>
-        <w:rPr>
-          <w:rFonts w:ascii="Times New Roman" w:hAnsi="Times New Roman"/>
-          <w:sz w:val="24"/>
-          <w:szCs w:val="24"/>
-        </w:rPr>
-        <w:t xml:space="preserve">IN THE MATTER OF THE ADOPTION OF:</w:t>
-        <w:tab/>
-        <w:t xml:space="preserve">)</w:t>
-      </w:r>
-    </w:p>
-    <w:p>
-      <w:pPr>
-        <w:pStyle w:val="NoSpacing"/>
-        <w:rPr>
-          <w:rFonts w:ascii="Times New Roman" w:hAnsi="Times New Roman"/>
-          <w:sz w:val="24"/>
-          <w:szCs w:val="24"/>
-        </w:rPr>
-      </w:pPr>
-      <w:r>
-        <w:rPr>
-          <w:rFonts w:ascii="Times New Roman" w:hAnsi="Times New Roman"/>
-          <w:sz w:val="24"/>
-          <w:szCs w:val="24"/>
-        </w:rPr>
-        <w:tab/>
-        <w:tab/>
-        <w:tab/>
-        <w:tab/>
-        <w:tab/>
-        <w:tab/>
-        <w:tab/>
-        <w:t xml:space="preserve">)</w:t>
-      </w:r>
-    </w:p>
-    <w:p>
-      <w:pPr>
-        <w:pStyle w:val="NoSpacing"/>
-        <w:rPr>
-          <w:rFonts w:ascii="Times New Roman" w:hAnsi="Times New Roman"/>
-          <w:sz w:val="24"/>
-          <w:szCs w:val="24"/>
-        </w:rPr>
-      </w:pPr>
-      <w:r>
-        <w:rPr>
-          <w:rFonts w:ascii="Times New Roman" w:hAnsi="Times New Roman"/>
-          <w:sz w:val="24"/>
-          <w:szCs w:val="24"/>
-        </w:rPr>
-        <w:t xml:space="preserve">{%p if child2_name %}</w:t>
-      </w:r>
-    </w:p>
-    <w:p>
-      <w:pPr>
-        <w:pStyle w:val="NoSpacing"/>
-        <w:rPr>
-          <w:rFonts w:ascii="Times New Roman" w:hAnsi="Times New Roman"/>
-          <w:sz w:val="24"/>
-          <w:szCs w:val="24"/>
-        </w:rPr>
-      </w:pPr>
-      <w:r>
-        <w:rPr>
-          <w:rFonts w:ascii="Times New Roman" w:hAnsi="Times New Roman"/>
-          <w:sz w:val="24"/>
-          <w:szCs w:val="24"/>
-        </w:rPr>
-        <w:t xml:space="preserve">{{ child1_name_upper }}</w:t>
-        <w:tab/>
-        <w:tab/>
-        <w:t xml:space="preserve">DOB:  {{ child1_dob }}</w:t>
-        <w:tab/>
-        <w:t xml:space="preserve">)</w:t>
-        <w:tab/>
-        <w:t xml:space="preserve">Case No.  {{ case_number }}</w:t>
-      </w:r>
-    </w:p>
-    <w:p>
-      <w:pPr>
-        <w:pStyle w:val="NoSpacing"/>
-        <w:rPr>
-          <w:rFonts w:ascii="Times New Roman" w:hAnsi="Times New Roman"/>
-          <w:sz w:val="24"/>
-          <w:szCs w:val="24"/>
-        </w:rPr>
-      </w:pPr>
-      <w:r>
-        <w:rPr>
-          <w:rFonts w:ascii="Times New Roman" w:hAnsi="Times New Roman"/>
-          <w:sz w:val="24"/>
-          <w:szCs w:val="24"/>
-        </w:rPr>
-        <w:t xml:space="preserve">And</w:t>
-        <w:tab/>
-        <w:tab/>
-        <w:tab/>
-        <w:tab/>
-        <w:tab/>
-        <w:tab/>
-        <w:tab/>
-        <w:t xml:space="preserve">)</w:t>
-      </w:r>
-    </w:p>
-    <w:p>
-      <w:pPr>
-        <w:pStyle w:val="NoSpacing"/>
-        <w:rPr>
-          <w:rFonts w:ascii="Times New Roman" w:hAnsi="Times New Roman"/>
-          <w:sz w:val="24"/>
-          <w:szCs w:val="24"/>
-        </w:rPr>
-      </w:pPr>
-      <w:r>
-        <w:rPr>
-          <w:rFonts w:ascii="Times New Roman" w:hAnsi="Times New Roman"/>
-          <w:sz w:val="24"/>
-          <w:szCs w:val="24"/>
-        </w:rPr>
-        <w:t xml:space="preserve">{{ child2_name_upper }}</w:t>
-        <w:tab/>
-        <w:tab/>
-        <w:t xml:space="preserve">DOB:  {{ child2_dob }}</w:t>
-        <w:tab/>
-        <w:t xml:space="preserve">)</w:t>
-      </w:r>
-    </w:p>
-    <w:p>
-      <w:pPr>
-        <w:pStyle w:val="NoSpacing"/>
-        <w:rPr>
-          <w:rFonts w:ascii="Times New Roman" w:hAnsi="Times New Roman"/>
-          <w:sz w:val="24"/>
-          <w:szCs w:val="24"/>
-        </w:rPr>
-      </w:pPr>
-      <w:r>
-        <w:rPr>
-          <w:rFonts w:ascii="Times New Roman" w:hAnsi="Times New Roman"/>
-          <w:sz w:val="24"/>
-          <w:szCs w:val="24"/>
-        </w:rPr>
-        <w:tab/>
-        <w:tab/>
-        <w:tab/>
-        <w:tab/>
-        <w:tab/>
-        <w:tab/>
-        <w:tab/>
-        <w:t xml:space="preserve">)</w:t>
-      </w:r>
-    </w:p>
-    <w:p>
-      <w:pPr>
-        <w:pStyle w:val="NoSpacing"/>
-        <w:rPr>
-          <w:rFonts w:ascii="Times New Roman" w:hAnsi="Times New Roman"/>
-          <w:sz w:val="24"/>
-          <w:szCs w:val="24"/>
-        </w:rPr>
-      </w:pPr>
-      <w:r>
-        <w:rPr>
-          <w:rFonts w:ascii="Times New Roman" w:hAnsi="Times New Roman"/>
-          <w:sz w:val="24"/>
-          <w:szCs w:val="24"/>
-        </w:rPr>
-        <w:t xml:space="preserve">MINOR CHILDREN</w:t>
-        <w:tab/>
-        <w:tab/>
-        <w:tab/>
-        <w:tab/>
-        <w:tab/>
-        <w:t xml:space="preserve">)</w:t>
-      </w:r>
-    </w:p>
-    <w:p>
-      <w:pPr>
-        <w:pStyle w:val="NoSpacing"/>
-        <w:rPr>
-          <w:rFonts w:ascii="Times New Roman" w:hAnsi="Times New Roman"/>
-          <w:sz w:val="24"/>
-          <w:szCs w:val="24"/>
-        </w:rPr>
-      </w:pPr>
-      <w:r>
-        <w:rPr>
-          <w:rFonts w:ascii="Times New Roman" w:hAnsi="Times New Roman"/>
-          <w:sz w:val="24"/>
-          <w:szCs w:val="24"/>
-        </w:rPr>
-        <w:t xml:space="preserve">{%p else %}</w:t>
-      </w:r>
-    </w:p>
-    <w:p>
-      <w:pPr>
-        <w:pStyle w:val="NoSpacing"/>
-        <w:rPr>
-          <w:rFonts w:ascii="Times New Roman" w:hAnsi="Times New Roman"/>
-          <w:sz w:val="24"/>
-          <w:szCs w:val="24"/>
-        </w:rPr>
-      </w:pPr>
-      <w:r>
-        <w:rPr>
-          <w:rFonts w:ascii="Times New Roman" w:hAnsi="Times New Roman"/>
-          <w:sz w:val="24"/>
-          <w:szCs w:val="24"/>
-        </w:rPr>
-        <w:t xml:space="preserve">{{ child1_name_upper }}</w:t>
-        <w:tab/>
-        <w:tab/>
-        <w:t xml:space="preserve">DOB:  {{ child1_dob }}</w:t>
-        <w:tab/>
-        <w:t xml:space="preserve">)</w:t>
-        <w:tab/>
-        <w:t xml:space="preserve">Case No.  {{ case_number }}</w:t>
-      </w:r>
-    </w:p>
-    <w:p>
-      <w:pPr>
-        <w:pStyle w:val="NoSpacing"/>
-        <w:rPr>
-          <w:rFonts w:ascii="Times New Roman" w:hAnsi="Times New Roman"/>
-          <w:sz w:val="24"/>
-          <w:szCs w:val="24"/>
-        </w:rPr>
-      </w:pPr>
-      <w:r>
-        <w:rPr>
-          <w:rFonts w:ascii="Times New Roman" w:hAnsi="Times New Roman"/>
-          <w:sz w:val="24"/>
-          <w:szCs w:val="24"/>
-        </w:rPr>
-        <w:tab/>
-        <w:tab/>
-        <w:tab/>
-        <w:tab/>
-        <w:tab/>
-        <w:tab/>
-        <w:tab/>
-        <w:t xml:space="preserve">)</w:t>
-      </w:r>
-    </w:p>
-    <w:p>
-      <w:pPr>
-        <w:pStyle w:val="NoSpacing"/>
-        <w:rPr>
-          <w:rFonts w:ascii="Times New Roman" w:hAnsi="Times New Roman"/>
-          <w:sz w:val="24"/>
-          <w:szCs w:val="24"/>
-        </w:rPr>
-      </w:pPr>
-      <w:r>
-        <w:rPr>
-          <w:rFonts w:ascii="Times New Roman" w:hAnsi="Times New Roman"/>
-          <w:sz w:val="24"/>
-          <w:szCs w:val="24"/>
-        </w:rPr>
-        <w:t xml:space="preserve">A MINOR CHILD</w:t>
-        <w:tab/>
-        <w:tab/>
-        <w:tab/>
-        <w:tab/>
-        <w:tab/>
-        <w:t xml:space="preserve">)</w:t>
-      </w:r>
-    </w:p>
-    <w:p>
-      <w:pPr>
-        <w:pStyle w:val="NoSpacing"/>
-        <w:rPr>
-          <w:rFonts w:ascii="Times New Roman" w:hAnsi="Times New Roman"/>
-          <w:sz w:val="24"/>
-          <w:szCs w:val="24"/>
-        </w:rPr>
-      </w:pPr>
-      <w:r>
-        <w:rPr>
-          <w:rFonts w:ascii="Times New Roman" w:hAnsi="Times New Roman"/>
-          <w:sz w:val="24"/>
-          <w:szCs w:val="24"/>
-        </w:rPr>
-        <w:t xml:space="preserve">{%p endif %}</w:t>
-      </w:r>
-    </w:p>
+    <w:tbl>
+      <w:tblPr>
+        <w:tblW w:w="8640" w:type="dxa"/>
+        <w:tblBorders>
+          <w:top w:val="none" w:sz="0" w:space="0" w:color="auto"/>
+          <w:left w:val="none" w:sz="0" w:space="0" w:color="auto"/>
+          <w:bottom w:val="none" w:sz="0" w:space="0" w:color="auto"/>
+          <w:right w:val="none" w:sz="0" w:space="0" w:color="auto"/>
+          <w:insideH w:val="none" w:sz="0" w:space="0" w:color="auto"/>
+          <w:insideV w:val="none" w:sz="0" w:space="0" w:color="auto"/>
+        </w:tblBorders>
+        <w:tblLayout w:type="fixed"/>
+        <w:tblCellMar>
+          <w:top w:w="0" w:type="dxa"/>
+          <w:left w:w="0" w:type="dxa"/>
+          <w:bottom w:w="0" w:type="dxa"/>
+          <w:right w:w="0" w:type="dxa"/>
+        </w:tblCellMar>
+        <w:tblLook w:val="0000" w:firstRow="0" w:lastRow="0" w:firstColumn="0" w:lastColumn="0" w:noHBand="0" w:noVBand="0"/>
+      </w:tblPr>
+      <w:tblGrid>
+        <w:gridCol w:w="5472"/>
+        <w:gridCol w:w="288"/>
+        <w:gridCol w:w="2880"/>
+      </w:tblGrid>
+      <w:tr>
+        <w:tc>
+          <w:tcPr>
+            <w:tcW w:w="5472" w:type="dxa"/>
+          </w:tcPr>
+          <w:p>
+            <w:pPr>
+              <w:spacing w:after="0" w:line="240" w:lineRule="auto"/>
+            </w:pPr>
+            <w:r>
+              <w:rPr>
+                <w:rFonts w:ascii="Times New Roman" w:hAnsi="Times New Roman"/>
+                <w:sz w:val="24"/>
+                <w:szCs w:val="24"/>
+              </w:rPr>
+              <w:t xml:space="preserve">IN THE MATTER OF THE ADOPTION OF:</w:t>
+            </w:r>
+          </w:p>
+          <w:p>
+            <w:pPr>
+              <w:spacing w:after="0" w:line="240" w:lineRule="auto"/>
+            </w:pPr>
+          </w:p>
+          <w:p>
+            <w:pPr>
+              <w:spacing w:after="0" w:line="240" w:lineRule="auto"/>
+            </w:pPr>
+            <w:r>
+              <w:rPr>
+                <w:rFonts w:ascii="Times New Roman" w:hAnsi="Times New Roman"/>
+                <w:sz w:val="24"/>
+                <w:szCs w:val="24"/>
+              </w:rPr>
+              <w:t xml:space="preserve">{%p if child2_name %}</w:t>
+            </w:r>
+          </w:p>
+          <w:p>
+            <w:pPr>
+              <w:tabs>
+                <w:tab w:val="left" w:pos="1080"/>
+              </w:tabs>
+              <w:spacing w:after="0" w:line="240" w:lineRule="auto"/>
+            </w:pPr>
+            <w:r>
+              <w:rPr>
+                <w:rFonts w:ascii="Times New Roman" w:hAnsi="Times New Roman"/>
+                <w:sz w:val="24"/>
+                <w:szCs w:val="24"/>
+              </w:rPr>
+              <w:t xml:space="preserve">{{ child1_name_upper }}</w:t>
+              <w:tab/>
+              <w:tab/>
+              <w:t xml:space="preserve">DOB:  {{ child1_dob }}</w:t>
+            </w:r>
+          </w:p>
+          <w:p>
+            <w:pPr>
+              <w:spacing w:after="0" w:line="240" w:lineRule="auto"/>
+            </w:pPr>
+            <w:r>
+              <w:rPr>
+                <w:rFonts w:ascii="Times New Roman" w:hAnsi="Times New Roman"/>
+                <w:sz w:val="24"/>
+                <w:szCs w:val="24"/>
+              </w:rPr>
+              <w:t xml:space="preserve">And</w:t>
+            </w:r>
+          </w:p>
+          <w:p>
+            <w:pPr>
+              <w:tabs>
+                <w:tab w:val="left" w:pos="1080"/>
+              </w:tabs>
+              <w:spacing w:after="0" w:line="240" w:lineRule="auto"/>
+            </w:pPr>
+            <w:r>
+              <w:rPr>
+                <w:rFonts w:ascii="Times New Roman" w:hAnsi="Times New Roman"/>
+                <w:sz w:val="24"/>
+                <w:szCs w:val="24"/>
+              </w:rPr>
+              <w:t xml:space="preserve">{{ child2_name_upper }}</w:t>
+              <w:tab/>
+              <w:tab/>
+              <w:t xml:space="preserve">DOB:  {{ child2_dob }}</w:t>
+            </w:r>
+          </w:p>
+          <w:p>
+            <w:pPr>
+              <w:spacing w:after="0" w:line="240" w:lineRule="auto"/>
+            </w:pPr>
+          </w:p>
+          <w:p>
+            <w:pPr>
+              <w:spacing w:after="0" w:line="240" w:lineRule="auto"/>
+              <w:ind w:firstLine="720"/>
+            </w:pPr>
+            <w:r>
+              <w:rPr>
+                <w:rFonts w:ascii="Times New Roman" w:hAnsi="Times New Roman"/>
+                <w:sz w:val="24"/>
+                <w:szCs w:val="24"/>
+              </w:rPr>
+              <w:t xml:space="preserve">MINOR CHILDREN</w:t>
+            </w:r>
+          </w:p>
+          <w:p>
+            <w:pPr>
+              <w:spacing w:after="0" w:line="240" w:lineRule="auto"/>
+            </w:pPr>
+            <w:r>
+              <w:rPr>
+                <w:rFonts w:ascii="Times New Roman" w:hAnsi="Times New Roman"/>
+                <w:sz w:val="24"/>
+                <w:szCs w:val="24"/>
+              </w:rPr>
+              <w:t xml:space="preserve">{%p else %}</w:t>
+            </w:r>
+          </w:p>
+          <w:p>
+            <w:pPr>
+              <w:tabs>
+                <w:tab w:val="left" w:pos="1080"/>
+              </w:tabs>
+              <w:spacing w:after="0" w:line="240" w:lineRule="auto"/>
+            </w:pPr>
+            <w:r>
+              <w:rPr>
+                <w:rFonts w:ascii="Times New Roman" w:hAnsi="Times New Roman"/>
+                <w:sz w:val="24"/>
+                <w:szCs w:val="24"/>
+              </w:rPr>
+              <w:t xml:space="preserve">{{ child1_name_upper }}</w:t>
+              <w:tab/>
+              <w:tab/>
+              <w:t xml:space="preserve">DOB:  {{ child1_dob }}</w:t>
+            </w:r>
+          </w:p>
+          <w:p>
+            <w:pPr>
+              <w:spacing w:after="0" w:line="240" w:lineRule="auto"/>
+            </w:pPr>
+          </w:p>
+          <w:p>
+            <w:pPr>
+              <w:spacing w:after="0" w:line="240" w:lineRule="auto"/>
+              <w:ind w:firstLine="720"/>
+            </w:pPr>
+            <w:r>
+              <w:rPr>
+                <w:rFonts w:ascii="Times New Roman" w:hAnsi="Times New Roman"/>
+                <w:sz w:val="24"/>
+                <w:szCs w:val="24"/>
+              </w:rPr>
+              <w:t xml:space="preserve">A MINOR CHILD</w:t>
+            </w:r>
+          </w:p>
+          <w:p>
+            <w:pPr>
+              <w:spacing w:after="0" w:line="240" w:lineRule="auto"/>
+            </w:pPr>
+            <w:r>
+              <w:rPr>
+                <w:rFonts w:ascii="Times New Roman" w:hAnsi="Times New Roman"/>
+                <w:sz w:val="24"/>
+                <w:szCs w:val="24"/>
+              </w:rPr>
+              <w:t xml:space="preserve">{%p endif %}</w:t>
+            </w:r>
+          </w:p>
+        </w:tc>
+        <w:tc>
+          <w:tcPr>
+            <w:tcW w:w="288" w:type="dxa"/>
+          </w:tcPr>
+          <w:p>
+            <w:pPr>
+              <w:spacing w:after="0" w:line="240" w:lineRule="auto"/>
+            </w:pPr>
+            <w:r>
+              <w:rPr>
+                <w:rFonts w:ascii="Times New Roman" w:hAnsi="Times New Roman"/>
+                <w:sz w:val="24"/>
+                <w:szCs w:val="24"/>
+              </w:rPr>
+              <w:t xml:space="preserve">)</w:t>
+            </w:r>
+          </w:p>
+          <w:p>
+            <w:pPr>
+              <w:spacing w:after="0" w:line="240" w:lineRule="auto"/>
+            </w:pPr>
+            <w:r>
+              <w:rPr>
+                <w:rFonts w:ascii="Times New Roman" w:hAnsi="Times New Roman"/>
+                <w:sz w:val="24"/>
+                <w:szCs w:val="24"/>
+              </w:rPr>
+              <w:t xml:space="preserve">)</w:t>
+            </w:r>
+          </w:p>
+          <w:p>
+            <w:pPr>
+              <w:spacing w:after="0" w:line="240" w:lineRule="auto"/>
+            </w:pPr>
+            <w:r>
+              <w:rPr>
+                <w:rFonts w:ascii="Times New Roman" w:hAnsi="Times New Roman"/>
+                <w:sz w:val="24"/>
+                <w:szCs w:val="24"/>
+              </w:rPr>
+              <w:t xml:space="preserve">{%p if child2_name %}</w:t>
+            </w:r>
+          </w:p>
+          <w:p>
+            <w:pPr>
+              <w:spacing w:after="0" w:line="240" w:lineRule="auto"/>
+            </w:pPr>
+            <w:r>
+              <w:rPr>
+                <w:rFonts w:ascii="Times New Roman" w:hAnsi="Times New Roman"/>
+                <w:sz w:val="24"/>
+                <w:szCs w:val="24"/>
+              </w:rPr>
+              <w:t xml:space="preserve">)</w:t>
+            </w:r>
+          </w:p>
+          <w:p>
+            <w:pPr>
+              <w:spacing w:after="0" w:line="240" w:lineRule="auto"/>
+            </w:pPr>
+            <w:r>
+              <w:rPr>
+                <w:rFonts w:ascii="Times New Roman" w:hAnsi="Times New Roman"/>
+                <w:sz w:val="24"/>
+                <w:szCs w:val="24"/>
+              </w:rPr>
+              <w:t xml:space="preserve">)</w:t>
+            </w:r>
+          </w:p>
+          <w:p>
+            <w:pPr>
+              <w:spacing w:after="0" w:line="240" w:lineRule="auto"/>
+            </w:pPr>
+            <w:r>
+              <w:rPr>
+                <w:rFonts w:ascii="Times New Roman" w:hAnsi="Times New Roman"/>
+                <w:sz w:val="24"/>
+                <w:szCs w:val="24"/>
+              </w:rPr>
+              <w:t xml:space="preserve">)</w:t>
+            </w:r>
+          </w:p>
+          <w:p>
+            <w:pPr>
+              <w:spacing w:after="0" w:line="240" w:lineRule="auto"/>
+            </w:pPr>
+            <w:r>
+              <w:rPr>
+                <w:rFonts w:ascii="Times New Roman" w:hAnsi="Times New Roman"/>
+                <w:sz w:val="24"/>
+                <w:szCs w:val="24"/>
+              </w:rPr>
+              <w:t xml:space="preserve">)</w:t>
+            </w:r>
+          </w:p>
+          <w:p>
+            <w:pPr>
+              <w:spacing w:after="0" w:line="240" w:lineRule="auto"/>
+            </w:pPr>
+            <w:r>
+              <w:rPr>
+                <w:rFonts w:ascii="Times New Roman" w:hAnsi="Times New Roman"/>
+                <w:sz w:val="24"/>
+                <w:szCs w:val="24"/>
+              </w:rPr>
+              <w:t xml:space="preserve">)</w:t>
+            </w:r>
+          </w:p>
+          <w:p>
+            <w:pPr>
+              <w:spacing w:after="0" w:line="240" w:lineRule="auto"/>
+            </w:pPr>
+            <w:r>
+              <w:rPr>
+                <w:rFonts w:ascii="Times New Roman" w:hAnsi="Times New Roman"/>
+                <w:sz w:val="24"/>
+                <w:szCs w:val="24"/>
+              </w:rPr>
+              <w:t xml:space="preserve">{%p else %}</w:t>
+            </w:r>
+          </w:p>
+          <w:p>
+            <w:pPr>
+              <w:spacing w:after="0" w:line="240" w:lineRule="auto"/>
+            </w:pPr>
+            <w:r>
+              <w:rPr>
+                <w:rFonts w:ascii="Times New Roman" w:hAnsi="Times New Roman"/>
+                <w:sz w:val="24"/>
+                <w:szCs w:val="24"/>
+              </w:rPr>
+              <w:t xml:space="preserve">)</w:t>
+            </w:r>
+          </w:p>
+          <w:p>
+            <w:pPr>
+              <w:spacing w:after="0" w:line="240" w:lineRule="auto"/>
+            </w:pPr>
+            <w:r>
+              <w:rPr>
+                <w:rFonts w:ascii="Times New Roman" w:hAnsi="Times New Roman"/>
+                <w:sz w:val="24"/>
+                <w:szCs w:val="24"/>
+              </w:rPr>
+              <w:t xml:space="preserve">)</w:t>
+            </w:r>
+          </w:p>
+          <w:p>
+            <w:pPr>
+              <w:spacing w:after="0" w:line="240" w:lineRule="auto"/>
+            </w:pPr>
+            <w:r>
+              <w:rPr>
+                <w:rFonts w:ascii="Times New Roman" w:hAnsi="Times New Roman"/>
+                <w:sz w:val="24"/>
+                <w:szCs w:val="24"/>
+              </w:rPr>
+              <w:t xml:space="preserve">)</w:t>
+            </w:r>
+          </w:p>
+          <w:p>
+            <w:pPr>
+              <w:spacing w:after="0" w:line="240" w:lineRule="auto"/>
+            </w:pPr>
+            <w:r>
+              <w:rPr>
+                <w:rFonts w:ascii="Times New Roman" w:hAnsi="Times New Roman"/>
+                <w:sz w:val="24"/>
+                <w:szCs w:val="24"/>
+              </w:rPr>
+              <w:t xml:space="preserve">{%p endif %}</w:t>
+            </w:r>
+          </w:p>
+        </w:tc>
+        <w:tc>
+          <w:tcPr>
+            <w:tcW w:w="2880" w:type="dxa"/>
+          </w:tcPr>
+          <w:p>
+            <w:pPr>
+              <w:spacing w:after="0" w:line="240" w:lineRule="auto"/>
+            </w:pPr>
+          </w:p>
+          <w:p>
+            <w:pPr>
+              <w:spacing w:after="0" w:line="240" w:lineRule="auto"/>
+            </w:pPr>
+          </w:p>
+          <w:p>
+            <w:pPr>
+              <w:spacing w:after="0" w:line="240" w:lineRule="auto"/>
+            </w:pPr>
+            <w:r>
+              <w:rPr>
+                <w:rFonts w:ascii="Times New Roman" w:hAnsi="Times New Roman"/>
+                <w:sz w:val="24"/>
+                <w:szCs w:val="24"/>
+              </w:rPr>
+              <w:t xml:space="preserve">Case No.  {{ case_number }}</w:t>
+            </w:r>
+          </w:p>
+        </w:tc>
+      </w:tr>
+    </w:tbl>
     <w:p>
       <w:pPr>
         <w:spacing w:after="0" w:line="240" w:lineRule="auto"/>
@@ -613,6 +717,7 @@
     <w:p>
       <w:pPr>
         <w:spacing w:after="0" w:line="240" w:lineRule="auto"/>
+        <w:ind w:firstLine="720"/>
         <w:jc w:val="both"/>
       </w:pPr>
       <w:r>
@@ -646,6 +751,7 @@
     <w:p>
       <w:pPr>
         <w:spacing w:after="0" w:line="240" w:lineRule="auto"/>
+        <w:ind w:firstLine="720"/>
         <w:jc w:val="both"/>
       </w:pPr>
       <w:r>
@@ -672,6 +778,7 @@
     <w:p>
       <w:pPr>
         <w:spacing w:after="0" w:line="240" w:lineRule="auto"/>
+        <w:ind w:firstLine="720"/>
         <w:jc w:val="both"/>
       </w:pPr>
       <w:r>
@@ -979,7 +1086,7 @@
           <w:rFonts w:ascii="Times New Roman" w:hAnsi="Times New Roman"/>
           <w:sz w:val="24"/>
         </w:rPr>
-        <w:t>By_________________________</w:t>
+        <w:t>By{% if attorney_signature %}{{ attorney_signature }}{% else %}_________________________{% endif %}</w:t>
       </w:r>
     </w:p>
     <w:p>
@@ -1205,302 +1312,406 @@
         <w:t>STATE OF OKLAHOMA</w:t>
       </w:r>
     </w:p>
-    <w:p>
-      <w:pPr>
-        <w:pStyle w:val="NoSpacing"/>
-        <w:rPr>
-          <w:rFonts w:ascii="Times New Roman" w:hAnsi="Times New Roman"/>
-          <w:sz w:val="24"/>
-          <w:szCs w:val="24"/>
-        </w:rPr>
-      </w:pPr>
-      <w:r>
-        <w:rPr>
-          <w:rFonts w:ascii="Times New Roman" w:hAnsi="Times New Roman"/>
-          <w:sz w:val="24"/>
-          <w:szCs w:val="24"/>
-        </w:rPr>
-        <w:t xml:space="preserve">IN THE MATTER OF THE ADOPTION OF:</w:t>
-        <w:tab/>
-        <w:t xml:space="preserve">)</w:t>
-      </w:r>
-    </w:p>
-    <w:p>
-      <w:pPr>
-        <w:pStyle w:val="NoSpacing"/>
-        <w:rPr>
-          <w:rFonts w:ascii="Times New Roman" w:hAnsi="Times New Roman"/>
-          <w:sz w:val="24"/>
-          <w:szCs w:val="24"/>
-        </w:rPr>
-      </w:pPr>
-      <w:r>
-        <w:rPr>
-          <w:rFonts w:ascii="Times New Roman" w:hAnsi="Times New Roman"/>
-          <w:sz w:val="24"/>
-          <w:szCs w:val="24"/>
-        </w:rPr>
-        <w:tab/>
-        <w:tab/>
-        <w:tab/>
-        <w:tab/>
-        <w:tab/>
-        <w:tab/>
-        <w:tab/>
-        <w:t xml:space="preserve">)</w:t>
-      </w:r>
-    </w:p>
-    <w:p>
-      <w:pPr>
-        <w:pStyle w:val="NoSpacing"/>
-        <w:rPr>
-          <w:rFonts w:ascii="Times New Roman" w:hAnsi="Times New Roman"/>
-          <w:sz w:val="24"/>
-          <w:szCs w:val="24"/>
-        </w:rPr>
-      </w:pPr>
-      <w:r>
-        <w:rPr>
-          <w:rFonts w:ascii="Times New Roman" w:hAnsi="Times New Roman"/>
-          <w:sz w:val="24"/>
-          <w:szCs w:val="24"/>
-        </w:rPr>
-        <w:t xml:space="preserve">{%p if child2_name %}</w:t>
-      </w:r>
-    </w:p>
-    <w:p>
-      <w:pPr>
-        <w:pStyle w:val="NoSpacing"/>
-        <w:rPr>
-          <w:rFonts w:ascii="Times New Roman" w:hAnsi="Times New Roman"/>
-          <w:sz w:val="24"/>
-          <w:szCs w:val="24"/>
-        </w:rPr>
-      </w:pPr>
-      <w:r>
-        <w:rPr>
-          <w:rFonts w:ascii="Times New Roman" w:hAnsi="Times New Roman"/>
-          <w:sz w:val="24"/>
-          <w:szCs w:val="24"/>
-        </w:rPr>
-        <w:t xml:space="preserve">{{ child1_name_upper }}</w:t>
-        <w:tab/>
-        <w:tab/>
-        <w:t xml:space="preserve">DOB:  {{ child1_dob }}</w:t>
-        <w:tab/>
-        <w:t xml:space="preserve">)</w:t>
-        <w:tab/>
-        <w:t xml:space="preserve">Case No.  {{ case_number }}</w:t>
-      </w:r>
-    </w:p>
-    <w:p>
-      <w:pPr>
-        <w:pStyle w:val="NoSpacing"/>
-        <w:rPr>
-          <w:rFonts w:ascii="Times New Roman" w:hAnsi="Times New Roman"/>
-          <w:sz w:val="24"/>
-          <w:szCs w:val="24"/>
-        </w:rPr>
-      </w:pPr>
-      <w:r>
-        <w:rPr>
-          <w:rFonts w:ascii="Times New Roman" w:hAnsi="Times New Roman"/>
-          <w:sz w:val="24"/>
-          <w:szCs w:val="24"/>
-        </w:rPr>
-        <w:t xml:space="preserve">And</w:t>
-        <w:tab/>
-        <w:tab/>
-        <w:tab/>
-        <w:tab/>
-        <w:tab/>
-        <w:tab/>
-        <w:tab/>
-        <w:t xml:space="preserve">)</w:t>
-      </w:r>
-    </w:p>
-    <w:p>
-      <w:pPr>
-        <w:pStyle w:val="NoSpacing"/>
-        <w:rPr>
-          <w:rFonts w:ascii="Times New Roman" w:hAnsi="Times New Roman"/>
-          <w:sz w:val="24"/>
-          <w:szCs w:val="24"/>
-        </w:rPr>
-      </w:pPr>
-      <w:r>
-        <w:rPr>
-          <w:rFonts w:ascii="Times New Roman" w:hAnsi="Times New Roman"/>
-          <w:sz w:val="24"/>
-          <w:szCs w:val="24"/>
-        </w:rPr>
-        <w:t xml:space="preserve">{{ child2_name_upper }}</w:t>
-        <w:tab/>
-        <w:tab/>
-        <w:t xml:space="preserve">DOB:  {{ child2_dob }}</w:t>
-        <w:tab/>
-        <w:t xml:space="preserve">)</w:t>
-      </w:r>
-    </w:p>
-    <w:p>
-      <w:pPr>
-        <w:pStyle w:val="NoSpacing"/>
-        <w:rPr>
-          <w:rFonts w:ascii="Times New Roman" w:hAnsi="Times New Roman"/>
-          <w:sz w:val="24"/>
-          <w:szCs w:val="24"/>
-        </w:rPr>
-      </w:pPr>
-      <w:r>
-        <w:rPr>
-          <w:rFonts w:ascii="Times New Roman" w:hAnsi="Times New Roman"/>
-          <w:sz w:val="24"/>
-          <w:szCs w:val="24"/>
-        </w:rPr>
-        <w:tab/>
-        <w:tab/>
-        <w:tab/>
-        <w:tab/>
-        <w:tab/>
-        <w:tab/>
-        <w:tab/>
-        <w:t xml:space="preserve">)</w:t>
-      </w:r>
-    </w:p>
-    <w:p>
-      <w:pPr>
-        <w:pStyle w:val="NoSpacing"/>
-        <w:rPr>
-          <w:rFonts w:ascii="Times New Roman" w:hAnsi="Times New Roman"/>
-          <w:sz w:val="24"/>
-          <w:szCs w:val="24"/>
-        </w:rPr>
-      </w:pPr>
-      <w:r>
-        <w:rPr>
-          <w:rFonts w:ascii="Times New Roman" w:hAnsi="Times New Roman"/>
-          <w:sz w:val="24"/>
-          <w:szCs w:val="24"/>
-        </w:rPr>
-        <w:t xml:space="preserve">MINOR CHILDREN</w:t>
-        <w:tab/>
-        <w:tab/>
-        <w:tab/>
-        <w:tab/>
-        <w:tab/>
-        <w:t xml:space="preserve">)</w:t>
-      </w:r>
-    </w:p>
-    <w:p>
-      <w:pPr>
-        <w:pStyle w:val="NoSpacing"/>
-        <w:rPr>
-          <w:rFonts w:ascii="Times New Roman" w:hAnsi="Times New Roman"/>
-          <w:sz w:val="24"/>
-          <w:szCs w:val="24"/>
-        </w:rPr>
-      </w:pPr>
-      <w:r>
-        <w:rPr>
-          <w:rFonts w:ascii="Times New Roman" w:hAnsi="Times New Roman"/>
-          <w:sz w:val="24"/>
-          <w:szCs w:val="24"/>
-        </w:rPr>
-        <w:t xml:space="preserve">{%p else %}</w:t>
-      </w:r>
-    </w:p>
-    <w:p>
-      <w:pPr>
-        <w:pStyle w:val="NoSpacing"/>
-        <w:rPr>
-          <w:rFonts w:ascii="Times New Roman" w:hAnsi="Times New Roman"/>
-          <w:sz w:val="24"/>
-          <w:szCs w:val="24"/>
-        </w:rPr>
-      </w:pPr>
-      <w:r>
-        <w:rPr>
-          <w:rFonts w:ascii="Times New Roman" w:hAnsi="Times New Roman"/>
-          <w:sz w:val="24"/>
-          <w:szCs w:val="24"/>
-        </w:rPr>
-        <w:t xml:space="preserve">{{ child1_name_upper }}</w:t>
-        <w:tab/>
-        <w:tab/>
-        <w:t xml:space="preserve">DOB:  {{ child1_dob }}</w:t>
-        <w:tab/>
-        <w:t xml:space="preserve">)</w:t>
-        <w:tab/>
-        <w:t xml:space="preserve">Case No.  {{ case_number }}</w:t>
-      </w:r>
-    </w:p>
-    <w:p>
-      <w:pPr>
-        <w:pStyle w:val="NoSpacing"/>
-        <w:rPr>
-          <w:rFonts w:ascii="Times New Roman" w:hAnsi="Times New Roman"/>
-          <w:sz w:val="24"/>
-          <w:szCs w:val="24"/>
-        </w:rPr>
-      </w:pPr>
-      <w:r>
-        <w:rPr>
-          <w:rFonts w:ascii="Times New Roman" w:hAnsi="Times New Roman"/>
-          <w:sz w:val="24"/>
-          <w:szCs w:val="24"/>
-        </w:rPr>
-        <w:tab/>
-        <w:tab/>
-        <w:tab/>
-        <w:tab/>
-        <w:tab/>
-        <w:tab/>
-        <w:tab/>
-        <w:t xml:space="preserve">)</w:t>
-      </w:r>
-    </w:p>
-    <w:p>
-      <w:pPr>
-        <w:pStyle w:val="NoSpacing"/>
-        <w:rPr>
-          <w:rFonts w:ascii="Times New Roman" w:hAnsi="Times New Roman"/>
-          <w:sz w:val="24"/>
-          <w:szCs w:val="24"/>
-        </w:rPr>
-      </w:pPr>
-      <w:r>
-        <w:rPr>
-          <w:rFonts w:ascii="Times New Roman" w:hAnsi="Times New Roman"/>
-          <w:sz w:val="24"/>
-          <w:szCs w:val="24"/>
-        </w:rPr>
-        <w:t xml:space="preserve">A MINOR CHILD</w:t>
-        <w:tab/>
-        <w:tab/>
-        <w:tab/>
-        <w:tab/>
-        <w:tab/>
-        <w:t xml:space="preserve">)</w:t>
-      </w:r>
-    </w:p>
-    <w:p>
-      <w:pPr>
-        <w:pStyle w:val="NoSpacing"/>
-        <w:rPr>
-          <w:rFonts w:ascii="Times New Roman" w:hAnsi="Times New Roman"/>
-          <w:sz w:val="24"/>
-          <w:szCs w:val="24"/>
-        </w:rPr>
-      </w:pPr>
-      <w:r>
-        <w:rPr>
-          <w:rFonts w:ascii="Times New Roman" w:hAnsi="Times New Roman"/>
-          <w:sz w:val="24"/>
-          <w:szCs w:val="24"/>
-        </w:rPr>
-        <w:t xml:space="preserve">{%p endif %}</w:t>
-      </w:r>
-    </w:p>
+    <w:tbl>
+      <w:tblPr>
+        <w:tblW w:w="8640" w:type="dxa"/>
+        <w:tblBorders>
+          <w:top w:val="none" w:sz="0" w:space="0" w:color="auto"/>
+          <w:left w:val="none" w:sz="0" w:space="0" w:color="auto"/>
+          <w:bottom w:val="none" w:sz="0" w:space="0" w:color="auto"/>
+          <w:right w:val="none" w:sz="0" w:space="0" w:color="auto"/>
+          <w:insideH w:val="none" w:sz="0" w:space="0" w:color="auto"/>
+          <w:insideV w:val="none" w:sz="0" w:space="0" w:color="auto"/>
+        </w:tblBorders>
+        <w:tblLayout w:type="fixed"/>
+        <w:tblCellMar>
+          <w:top w:w="0" w:type="dxa"/>
+          <w:left w:w="0" w:type="dxa"/>
+          <w:bottom w:w="0" w:type="dxa"/>
+          <w:right w:w="0" w:type="dxa"/>
+        </w:tblCellMar>
+        <w:tblLook w:val="0000" w:firstRow="0" w:lastRow="0" w:firstColumn="0" w:lastColumn="0" w:noHBand="0" w:noVBand="0"/>
+      </w:tblPr>
+      <w:tblGrid>
+        <w:gridCol w:w="5472"/>
+        <w:gridCol w:w="288"/>
+        <w:gridCol w:w="2880"/>
+      </w:tblGrid>
+      <w:tr>
+        <w:tc>
+          <w:tcPr>
+            <w:tcW w:w="5472" w:type="dxa"/>
+          </w:tcPr>
+          <w:p>
+            <w:pPr>
+              <w:spacing w:after="0" w:line="240" w:lineRule="auto"/>
+            </w:pPr>
+            <w:r>
+              <w:rPr>
+                <w:rFonts w:ascii="Times New Roman" w:hAnsi="Times New Roman"/>
+                <w:sz w:val="24"/>
+                <w:szCs w:val="24"/>
+              </w:rPr>
+              <w:t xml:space="preserve">IN THE MATTER OF THE ADOPTION OF:</w:t>
+            </w:r>
+          </w:p>
+          <w:p>
+            <w:pPr>
+              <w:spacing w:after="0" w:line="240" w:lineRule="auto"/>
+            </w:pPr>
+          </w:p>
+          <w:p>
+            <w:pPr>
+              <w:spacing w:after="0" w:line="240" w:lineRule="auto"/>
+            </w:pPr>
+            <w:r>
+              <w:rPr>
+                <w:rFonts w:ascii="Times New Roman" w:hAnsi="Times New Roman"/>
+                <w:sz w:val="24"/>
+                <w:szCs w:val="24"/>
+              </w:rPr>
+              <w:t xml:space="preserve">{%p if child2_name %}</w:t>
+            </w:r>
+          </w:p>
+          <w:p>
+            <w:pPr>
+              <w:tabs>
+                <w:tab w:val="left" w:pos="1080"/>
+              </w:tabs>
+              <w:spacing w:after="0" w:line="240" w:lineRule="auto"/>
+            </w:pPr>
+            <w:r>
+              <w:rPr>
+                <w:rFonts w:ascii="Times New Roman" w:hAnsi="Times New Roman"/>
+                <w:sz w:val="24"/>
+                <w:szCs w:val="24"/>
+              </w:rPr>
+              <w:t xml:space="preserve">{{ child1_name_upper }}</w:t>
+              <w:tab/>
+              <w:tab/>
+              <w:t xml:space="preserve">DOB:  {{ child1_dob }}</w:t>
+            </w:r>
+          </w:p>
+          <w:p>
+            <w:pPr>
+              <w:spacing w:after="0" w:line="240" w:lineRule="auto"/>
+            </w:pPr>
+            <w:r>
+              <w:rPr>
+                <w:rFonts w:ascii="Times New Roman" w:hAnsi="Times New Roman"/>
+                <w:sz w:val="24"/>
+                <w:szCs w:val="24"/>
+              </w:rPr>
+              <w:t xml:space="preserve">And</w:t>
+            </w:r>
+          </w:p>
+          <w:p>
+            <w:pPr>
+              <w:tabs>
+                <w:tab w:val="left" w:pos="1080"/>
+              </w:tabs>
+              <w:spacing w:after="0" w:line="240" w:lineRule="auto"/>
+            </w:pPr>
+            <w:r>
+              <w:rPr>
+                <w:rFonts w:ascii="Times New Roman" w:hAnsi="Times New Roman"/>
+                <w:sz w:val="24"/>
+                <w:szCs w:val="24"/>
+              </w:rPr>
+              <w:t xml:space="preserve">{{ child2_name_upper }}</w:t>
+              <w:tab/>
+              <w:tab/>
+              <w:t xml:space="preserve">DOB:  {{ child2_dob }}</w:t>
+            </w:r>
+          </w:p>
+          <w:p>
+            <w:pPr>
+              <w:spacing w:after="0" w:line="240" w:lineRule="auto"/>
+            </w:pPr>
+          </w:p>
+          <w:p>
+            <w:pPr>
+              <w:spacing w:after="0" w:line="240" w:lineRule="auto"/>
+              <w:ind w:firstLine="720"/>
+            </w:pPr>
+            <w:r>
+              <w:rPr>
+                <w:rFonts w:ascii="Times New Roman" w:hAnsi="Times New Roman"/>
+                <w:sz w:val="24"/>
+                <w:szCs w:val="24"/>
+              </w:rPr>
+              <w:t xml:space="preserve">MINOR CHILDREN</w:t>
+            </w:r>
+          </w:p>
+          <w:p>
+            <w:pPr>
+              <w:spacing w:after="0" w:line="240" w:lineRule="auto"/>
+            </w:pPr>
+            <w:r>
+              <w:rPr>
+                <w:rFonts w:ascii="Times New Roman" w:hAnsi="Times New Roman"/>
+                <w:sz w:val="24"/>
+                <w:szCs w:val="24"/>
+              </w:rPr>
+              <w:t xml:space="preserve">{%p else %}</w:t>
+            </w:r>
+          </w:p>
+          <w:p>
+            <w:pPr>
+              <w:tabs>
+                <w:tab w:val="left" w:pos="1080"/>
+              </w:tabs>
+              <w:spacing w:after="0" w:line="240" w:lineRule="auto"/>
+            </w:pPr>
+            <w:r>
+              <w:rPr>
+                <w:rFonts w:ascii="Times New Roman" w:hAnsi="Times New Roman"/>
+                <w:sz w:val="24"/>
+                <w:szCs w:val="24"/>
+              </w:rPr>
+              <w:t xml:space="preserve">{{ child1_name_upper }}</w:t>
+              <w:tab/>
+              <w:tab/>
+              <w:t xml:space="preserve">DOB:  {{ child1_dob }}</w:t>
+            </w:r>
+          </w:p>
+          <w:p>
+            <w:pPr>
+              <w:spacing w:after="0" w:line="240" w:lineRule="auto"/>
+            </w:pPr>
+          </w:p>
+          <w:p>
+            <w:pPr>
+              <w:spacing w:after="0" w:line="240" w:lineRule="auto"/>
+              <w:ind w:firstLine="720"/>
+            </w:pPr>
+            <w:r>
+              <w:rPr>
+                <w:rFonts w:ascii="Times New Roman" w:hAnsi="Times New Roman"/>
+                <w:sz w:val="24"/>
+                <w:szCs w:val="24"/>
+              </w:rPr>
+              <w:t xml:space="preserve">A MINOR CHILD</w:t>
+            </w:r>
+          </w:p>
+          <w:p>
+            <w:pPr>
+              <w:spacing w:after="0" w:line="240" w:lineRule="auto"/>
+            </w:pPr>
+            <w:r>
+              <w:rPr>
+                <w:rFonts w:ascii="Times New Roman" w:hAnsi="Times New Roman"/>
+                <w:sz w:val="24"/>
+                <w:szCs w:val="24"/>
+              </w:rPr>
+              <w:t xml:space="preserve">{%p endif %}</w:t>
+            </w:r>
+          </w:p>
+        </w:tc>
+        <w:tc>
+          <w:tcPr>
+            <w:tcW w:w="288" w:type="dxa"/>
+          </w:tcPr>
+          <w:p>
+            <w:pPr>
+              <w:spacing w:after="0" w:line="240" w:lineRule="auto"/>
+            </w:pPr>
+            <w:r>
+              <w:rPr>
+                <w:rFonts w:ascii="Times New Roman" w:hAnsi="Times New Roman"/>
+                <w:sz w:val="24"/>
+                <w:szCs w:val="24"/>
+              </w:rPr>
+              <w:t xml:space="preserve">)</w:t>
+            </w:r>
+          </w:p>
+          <w:p>
+            <w:pPr>
+              <w:spacing w:after="0" w:line="240" w:lineRule="auto"/>
+            </w:pPr>
+            <w:r>
+              <w:rPr>
+                <w:rFonts w:ascii="Times New Roman" w:hAnsi="Times New Roman"/>
+                <w:sz w:val="24"/>
+                <w:szCs w:val="24"/>
+              </w:rPr>
+              <w:t xml:space="preserve">)</w:t>
+            </w:r>
+          </w:p>
+          <w:p>
+            <w:pPr>
+              <w:spacing w:after="0" w:line="240" w:lineRule="auto"/>
+            </w:pPr>
+            <w:r>
+              <w:rPr>
+                <w:rFonts w:ascii="Times New Roman" w:hAnsi="Times New Roman"/>
+                <w:sz w:val="24"/>
+                <w:szCs w:val="24"/>
+              </w:rPr>
+              <w:t xml:space="preserve">{%p if child2_name %}</w:t>
+            </w:r>
+          </w:p>
+          <w:p>
+            <w:pPr>
+              <w:spacing w:after="0" w:line="240" w:lineRule="auto"/>
+            </w:pPr>
+            <w:r>
+              <w:rPr>
+                <w:rFonts w:ascii="Times New Roman" w:hAnsi="Times New Roman"/>
+                <w:sz w:val="24"/>
+                <w:szCs w:val="24"/>
+              </w:rPr>
+              <w:t xml:space="preserve">)</w:t>
+            </w:r>
+          </w:p>
+          <w:p>
+            <w:pPr>
+              <w:spacing w:after="0" w:line="240" w:lineRule="auto"/>
+            </w:pPr>
+            <w:r>
+              <w:rPr>
+                <w:rFonts w:ascii="Times New Roman" w:hAnsi="Times New Roman"/>
+                <w:sz w:val="24"/>
+                <w:szCs w:val="24"/>
+              </w:rPr>
+              <w:t xml:space="preserve">)</w:t>
+            </w:r>
+          </w:p>
+          <w:p>
+            <w:pPr>
+              <w:spacing w:after="0" w:line="240" w:lineRule="auto"/>
+            </w:pPr>
+            <w:r>
+              <w:rPr>
+                <w:rFonts w:ascii="Times New Roman" w:hAnsi="Times New Roman"/>
+                <w:sz w:val="24"/>
+                <w:szCs w:val="24"/>
+              </w:rPr>
+              <w:t xml:space="preserve">)</w:t>
+            </w:r>
+          </w:p>
+          <w:p>
+            <w:pPr>
+              <w:spacing w:after="0" w:line="240" w:lineRule="auto"/>
+            </w:pPr>
+            <w:r>
+              <w:rPr>
+                <w:rFonts w:ascii="Times New Roman" w:hAnsi="Times New Roman"/>
+                <w:sz w:val="24"/>
+                <w:szCs w:val="24"/>
+              </w:rPr>
+              <w:t xml:space="preserve">)</w:t>
+            </w:r>
+          </w:p>
+          <w:p>
+            <w:pPr>
+              <w:spacing w:after="0" w:line="240" w:lineRule="auto"/>
+            </w:pPr>
+            <w:r>
+              <w:rPr>
+                <w:rFonts w:ascii="Times New Roman" w:hAnsi="Times New Roman"/>
+                <w:sz w:val="24"/>
+                <w:szCs w:val="24"/>
+              </w:rPr>
+              <w:t xml:space="preserve">)</w:t>
+            </w:r>
+          </w:p>
+          <w:p>
+            <w:pPr>
+              <w:spacing w:after="0" w:line="240" w:lineRule="auto"/>
+            </w:pPr>
+            <w:r>
+              <w:rPr>
+                <w:rFonts w:ascii="Times New Roman" w:hAnsi="Times New Roman"/>
+                <w:sz w:val="24"/>
+                <w:szCs w:val="24"/>
+              </w:rPr>
+              <w:t xml:space="preserve">{%p else %}</w:t>
+            </w:r>
+          </w:p>
+          <w:p>
+            <w:pPr>
+              <w:spacing w:after="0" w:line="240" w:lineRule="auto"/>
+            </w:pPr>
+            <w:r>
+              <w:rPr>
+                <w:rFonts w:ascii="Times New Roman" w:hAnsi="Times New Roman"/>
+                <w:sz w:val="24"/>
+                <w:szCs w:val="24"/>
+              </w:rPr>
+              <w:t xml:space="preserve">)</w:t>
+            </w:r>
+          </w:p>
+          <w:p>
+            <w:pPr>
+              <w:spacing w:after="0" w:line="240" w:lineRule="auto"/>
+            </w:pPr>
+            <w:r>
+              <w:rPr>
+                <w:rFonts w:ascii="Times New Roman" w:hAnsi="Times New Roman"/>
+                <w:sz w:val="24"/>
+                <w:szCs w:val="24"/>
+              </w:rPr>
+              <w:t xml:space="preserve">)</w:t>
+            </w:r>
+          </w:p>
+          <w:p>
+            <w:pPr>
+              <w:spacing w:after="0" w:line="240" w:lineRule="auto"/>
+            </w:pPr>
+            <w:r>
+              <w:rPr>
+                <w:rFonts w:ascii="Times New Roman" w:hAnsi="Times New Roman"/>
+                <w:sz w:val="24"/>
+                <w:szCs w:val="24"/>
+              </w:rPr>
+              <w:t xml:space="preserve">)</w:t>
+            </w:r>
+          </w:p>
+          <w:p>
+            <w:pPr>
+              <w:spacing w:after="0" w:line="240" w:lineRule="auto"/>
+            </w:pPr>
+            <w:r>
+              <w:rPr>
+                <w:rFonts w:ascii="Times New Roman" w:hAnsi="Times New Roman"/>
+                <w:sz w:val="24"/>
+                <w:szCs w:val="24"/>
+              </w:rPr>
+              <w:t xml:space="preserve">{%p endif %}</w:t>
+            </w:r>
+          </w:p>
+        </w:tc>
+        <w:tc>
+          <w:tcPr>
+            <w:tcW w:w="2880" w:type="dxa"/>
+          </w:tcPr>
+          <w:p>
+            <w:pPr>
+              <w:spacing w:after="0" w:line="240" w:lineRule="auto"/>
+            </w:pPr>
+          </w:p>
+          <w:p>
+            <w:pPr>
+              <w:spacing w:after="0" w:line="240" w:lineRule="auto"/>
+            </w:pPr>
+          </w:p>
+          <w:p>
+            <w:pPr>
+              <w:spacing w:after="0" w:line="240" w:lineRule="auto"/>
+            </w:pPr>
+            <w:r>
+              <w:rPr>
+                <w:rFonts w:ascii="Times New Roman" w:hAnsi="Times New Roman"/>
+                <w:sz w:val="24"/>
+                <w:szCs w:val="24"/>
+              </w:rPr>
+              <w:t xml:space="preserve">Case No.  {{ case_number }}</w:t>
+            </w:r>
+          </w:p>
+        </w:tc>
+      </w:tr>
+    </w:tbl>
     <w:p>
       <w:pPr>
         <w:spacing w:after="0" w:line="240" w:lineRule="auto"/>
@@ -1719,6 +1930,14 @@
     <w:tbl>
       <w:tblPr>
         <w:tblW w:w="0" w:type="auto"/>
+        <w:tblBorders>
+          <w:top w:val="none" w:sz="0" w:space="0" w:color="auto"/>
+          <w:left w:val="none" w:sz="0" w:space="0" w:color="auto"/>
+          <w:bottom w:val="none" w:sz="0" w:space="0" w:color="auto"/>
+          <w:right w:val="none" w:sz="0" w:space="0" w:color="auto"/>
+          <w:insideH w:val="none" w:sz="0" w:space="0" w:color="auto"/>
+          <w:insideV w:val="none" w:sz="0" w:space="0" w:color="auto"/>
+        </w:tblBorders>
         <w:tblLayout w:type="fixed"/>
         <w:tblLook w:val="0000" w:firstRow="0" w:lastRow="0" w:firstColumn="0" w:lastColumn="0" w:noHBand="0" w:noVBand="0"/>
       </w:tblPr>
@@ -2075,7 +2294,7 @@
           <w:rFonts w:ascii="Times New Roman" w:hAnsi="Times New Roman"/>
           <w:sz w:val="24"/>
         </w:rPr>
-        <w:t>By_________________________</w:t>
+        <w:t>By{% if attorney_signature %}{{ attorney_signature }}{% else %}_________________________{% endif %}</w:t>
       </w:r>
     </w:p>
     <w:p>

--- a/templates/noticetotribes/notice_to_tribe.docx
+++ b/templates/noticetotribes/notice_to_tribe.docx
@@ -1910,7 +1910,7 @@
           <w:rFonts w:ascii="Times New Roman" w:hAnsi="Times New Roman"/>
           <w:sz w:val="24"/>
         </w:rPr>
-        <w:t xml:space="preserve">at the address shown by Registered Mail, restricted delivery, return receipt requested, on the {{ notice_mailing_date }}, and receipt thereof on the date shown:</w:t>
+        <w:t xml:space="preserve">at the address shown by Registered Mail, restricted delivery, return receipt requested, on the ______ day of ___________, 20___, and receipt thereof on the date shown:</w:t>
       </w:r>
     </w:p>
     <w:p>

--- a/templates/noticetotribes/notice_to_tribe.docx
+++ b/templates/noticetotribes/notice_to_tribe.docx
@@ -1086,7 +1086,7 @@
           <w:rFonts w:ascii="Times New Roman" w:hAnsi="Times New Roman"/>
           <w:sz w:val="24"/>
         </w:rPr>
-        <w:t>By{% if attorney_signature %}{{ attorney_signature }}{% else %}_________________________{% endif %}</w:t>
+        <w:t>By{% if attorney_signature %}{{ attorney_signature }}{% endif %}_________________________</w:t>
       </w:r>
     </w:p>
     <w:p>
@@ -2294,7 +2294,7 @@
           <w:rFonts w:ascii="Times New Roman" w:hAnsi="Times New Roman"/>
           <w:sz w:val="24"/>
         </w:rPr>
-        <w:t>By{% if attorney_signature %}{{ attorney_signature }}{% else %}_________________________{% endif %}</w:t>
+        <w:t>By{% if attorney_signature %}{{ attorney_signature }}{% endif %}_________________________</w:t>
       </w:r>
     </w:p>
     <w:p>
